--- a/HieuLouis/Giới thiệu về ứng dụng từ bi.docx
+++ b/HieuLouis/Giới thiệu về ứng dụng từ bi.docx
@@ -1083,7 +1083,7 @@
           <w:szCs w:val="22"/>
           <w:rtl w:val="0"/>
         </w:rPr>
-        <w:t xml:space="preserve">ungdungtubi.com</w:t>
+        <w:t>tubi.louis.vangioitutien.com</w:t>
       </w:r>
       <w:r>
         <w:rPr>
@@ -1643,7 +1643,7 @@
           <w:szCs w:val="22"/>
           <w:rtl w:val="0"/>
         </w:rPr>
-        <w:t xml:space="preserve"> ungdungtubi.com</w:t>
+        <w:t xml:space="preserve"> tubi.louis.vangioitutien.com</w:t>
       </w:r>
     </w:p>
     <w:p>
